--- a/01_全流程剧集开发标准母版库/05_核心人物一人一档/人物01_角色标准姓名（核心状态定位｜一人一档六章制标准模板）.docx
+++ b/01_全流程剧集开发标准母版库/05_核心人物一人一档/人物01_角色标准姓名（核心状态定位｜一人一档六章制标准模板）.docx
@@ -14,7 +14,7 @@
           <w:color w:val="192D55"/>
           <w:sz w:val="31"/>
         </w:rPr>
-        <w:t>人物01　角色标准姓名（核心年龄/身份状态定位）</w:t>
+        <w:t>人物01　角色标准姓名（核心年龄跨度与状态定位）</w:t>
       </w:r>
     </w:p>
     <w:p>
@@ -29,7 +29,7 @@
           <w:color w:val="5A5A5A"/>
           <w:sz w:val="19"/>
         </w:rPr>
-        <w:t>《剧名》独立完整人物小传与全身设定全档（一人一档六章制标准模板｜不设总集合集｜严禁标注演员姓名）</w:t>
+        <w:t>《剧名》独立完整人物小传与全身设定全档（一人一档六章制标准母版｜不设总集合集｜不标演员名字｜严禁机械分场表）</w:t>
       </w:r>
     </w:p>
     <w:p>
@@ -118,7 +118,7 @@
                 <w:color w:val="FFFFFF"/>
                 <w:sz w:val="19"/>
               </w:rPr>
-              <w:t>全剧标准定稿设定内容（100%对齐定稿文学剧本，严禁标注演员名）</w:t>
+              <w:t>全剧标准定稿设定内容</w:t>
             </w:r>
           </w:p>
         </w:tc>
@@ -151,7 +151,7 @@
                 <w:color w:val="191919"/>
                 <w:sz w:val="19"/>
               </w:rPr>
-              <w:t>角色标准姓名与称谓</w:t>
+              <w:t>角色标准姓名与曾用名/化名</w:t>
             </w:r>
           </w:p>
         </w:tc>
@@ -179,7 +179,7 @@
                 <w:color w:val="191919"/>
                 <w:sz w:val="19"/>
               </w:rPr>
-              <w:t>填写角色全剧唯一标准姓名、昵称、代号（严禁混入未核实的早期草稿曾用名）</w:t>
+              <w:t>填写角色本名、化名及原片实证证件号码（禁止出现任何演员姓名）</w:t>
             </w:r>
           </w:p>
         </w:tc>
@@ -242,7 +242,7 @@
                 <w:color w:val="191919"/>
                 <w:sz w:val="19"/>
               </w:rPr>
-              <w:t>填写角色在各故事阶段的准确周岁与生理状态</w:t>
+              <w:t>明确标注角色在各时间线/各年龄段的精确周岁与身份状态</w:t>
             </w:r>
           </w:p>
         </w:tc>
@@ -275,7 +275,7 @@
                 <w:color w:val="191919"/>
                 <w:sz w:val="19"/>
               </w:rPr>
-              <w:t>出生日期与身份编号</w:t>
+              <w:t>所处时空纪元</w:t>
             </w:r>
           </w:p>
         </w:tc>
@@ -303,7 +303,7 @@
                 <w:color w:val="191919"/>
                 <w:sz w:val="19"/>
               </w:rPr>
-              <w:t>填写原片身份证/档案特写实证的出生日期、身份证号或工号</w:t>
+              <w:t>角色活跃的具体年份、季节与跨时空节点</w:t>
             </w:r>
           </w:p>
         </w:tc>
@@ -337,7 +337,7 @@
                 <w:color w:val="191919"/>
                 <w:sz w:val="19"/>
               </w:rPr>
-              <w:t>所处时空纪元 / 阶段</w:t>
+              <w:t>社会身份与职务演进</w:t>
             </w:r>
           </w:p>
         </w:tc>
@@ -366,7 +366,7 @@
                 <w:color w:val="191919"/>
                 <w:sz w:val="19"/>
               </w:rPr>
-              <w:t>填写角色活跃的具体年份或叙事阶段</w:t>
+              <w:t>角色在全剧各阶段的学校班级、职业岗位或社会身份演变</w:t>
             </w:r>
           </w:p>
         </w:tc>
@@ -399,7 +399,7 @@
                 <w:color w:val="191919"/>
                 <w:sz w:val="19"/>
               </w:rPr>
-              <w:t>社会身份与职务演进</w:t>
+              <w:t>常住地址与核心活动空间</w:t>
             </w:r>
           </w:p>
         </w:tc>
@@ -427,131 +427,7 @@
                 <w:color w:val="191919"/>
                 <w:sz w:val="19"/>
               </w:rPr>
-              <w:t>按时间顺序梳理角色在全剧中的职业/身份演变链条</w:t>
-            </w:r>
-          </w:p>
-        </w:tc>
-      </w:tr>
-      <w:tr>
-        <w:trPr>
-          <w:cantSplit/>
-        </w:trPr>
-        <w:tc>
-          <w:tcPr>
-            <w:tcW w:type="dxa" w:w="2592"/>
-            <w:vAlign w:val="center"/>
-            <w:tcMar>
-              <w:top w:w="105" w:type="dxa"/>
-              <w:bottom w:w="105" w:type="dxa"/>
-              <w:left w:w="145" w:type="dxa"/>
-              <w:right w:w="145" w:type="dxa"/>
-            </w:tcMar>
-            <w:shd w:fill="F7FAFC"/>
-          </w:tcPr>
-          <w:p>
-            <w:pPr>
-              <w:spacing w:before="40" w:after="40" w:line="341" w:lineRule="auto"/>
-              <w:jc w:val="center"/>
-            </w:pPr>
-            <w:r/>
-            <w:r>
-              <w:rPr>
-                <w:rFonts w:ascii="Times New Roman" w:hAnsi="Times New Roman" w:eastAsia="宋体"/>
-                <w:b/>
-                <w:color w:val="191919"/>
-                <w:sz w:val="19"/>
-              </w:rPr>
-              <w:t>常住地址与核心活动空间</w:t>
-            </w:r>
-          </w:p>
-        </w:tc>
-        <w:tc>
-          <w:tcPr>
-            <w:tcW w:type="dxa" w:w="7776"/>
-            <w:vAlign w:val="center"/>
-            <w:tcMar>
-              <w:top w:w="105" w:type="dxa"/>
-              <w:bottom w:w="105" w:type="dxa"/>
-              <w:left w:w="145" w:type="dxa"/>
-              <w:right w:w="145" w:type="dxa"/>
-            </w:tcMar>
-            <w:shd w:fill="F7FAFC"/>
-          </w:tcPr>
-          <w:p>
-            <w:pPr>
-              <w:spacing w:before="40" w:after="40" w:line="341" w:lineRule="auto"/>
-              <w:jc w:val="left"/>
-            </w:pPr>
-            <w:r/>
-            <w:r>
-              <w:rPr>
-                <w:rFonts w:ascii="Times New Roman" w:hAnsi="Times New Roman" w:eastAsia="宋体"/>
-                <w:b w:val="0"/>
-                <w:color w:val="191919"/>
-                <w:sz w:val="19"/>
-              </w:rPr>
-              <w:t>填写统一校准后的标准家庭住址与常驻场景（消除原片前后道具穿帮混写）</w:t>
-            </w:r>
-          </w:p>
-        </w:tc>
-      </w:tr>
-      <w:tr>
-        <w:trPr>
-          <w:cantSplit/>
-        </w:trPr>
-        <w:tc>
-          <w:tcPr>
-            <w:tcW w:type="dxa" w:w="2592"/>
-            <w:vAlign w:val="center"/>
-            <w:tcMar>
-              <w:top w:w="105" w:type="dxa"/>
-              <w:bottom w:w="105" w:type="dxa"/>
-              <w:left w:w="145" w:type="dxa"/>
-              <w:right w:w="145" w:type="dxa"/>
-            </w:tcMar>
-          </w:tcPr>
-          <w:p>
-            <w:pPr>
-              <w:spacing w:before="40" w:after="40" w:line="341" w:lineRule="auto"/>
-              <w:jc w:val="center"/>
-            </w:pPr>
-            <w:r/>
-            <w:r>
-              <w:rPr>
-                <w:rFonts w:ascii="Times New Roman" w:hAnsi="Times New Roman" w:eastAsia="宋体"/>
-                <w:b/>
-                <w:color w:val="191919"/>
-                <w:sz w:val="19"/>
-              </w:rPr>
-              <w:t>原生家庭与社会阶层</w:t>
-            </w:r>
-          </w:p>
-        </w:tc>
-        <w:tc>
-          <w:tcPr>
-            <w:tcW w:type="dxa" w:w="7776"/>
-            <w:vAlign w:val="center"/>
-            <w:tcMar>
-              <w:top w:w="105" w:type="dxa"/>
-              <w:bottom w:w="105" w:type="dxa"/>
-              <w:left w:w="145" w:type="dxa"/>
-              <w:right w:w="145" w:type="dxa"/>
-            </w:tcMar>
-          </w:tcPr>
-          <w:p>
-            <w:pPr>
-              <w:spacing w:before="40" w:after="40" w:line="341" w:lineRule="auto"/>
-              <w:jc w:val="left"/>
-            </w:pPr>
-            <w:r/>
-            <w:r>
-              <w:rPr>
-                <w:rFonts w:ascii="Times New Roman" w:hAnsi="Times New Roman" w:eastAsia="宋体"/>
-                <w:b w:val="0"/>
-                <w:color w:val="191919"/>
-                <w:sz w:val="19"/>
-              </w:rPr>
-              <w:t>填写父母、家庭结构与成长阶层背景</w:t>
+              <w:t>角色常驻的家庭门牌号、卧室、办公室或秘密据点</w:t>
             </w:r>
           </w:p>
         </w:tc>
@@ -614,7 +490,7 @@
                 <w:color w:val="191919"/>
                 <w:sz w:val="19"/>
               </w:rPr>
-              <w:t>梳理与挚爱、死党、导师、对手的核心关系定位</w:t>
+              <w:t>梳理父母、伴侣、挚友、同位体与对手的核心关系纽带</w:t>
             </w:r>
           </w:p>
         </w:tc>
@@ -675,7 +551,7 @@
                 <w:color w:val="191919"/>
                 <w:sz w:val="19"/>
               </w:rPr>
-              <w:t>概括角色的外在言行风格与社交面具</w:t>
+              <w:t>概括角色外在呈现的言行风格、喜剧反差或保护壳特征</w:t>
             </w:r>
           </w:p>
         </w:tc>
@@ -1003,7 +879,7 @@
           <w:color w:val="141414"/>
           <w:sz w:val="21"/>
         </w:rPr>
-        <w:t>在此详细描述角色的日常站姿、坐姿、行走与奔跑姿态，以及在紧张、撒谎、思考或情绪爆发时的标志性肢体微动作。</w:t>
+        <w:t>在此详细描述角色的日常站姿、坐姿、行走与奔跑姿态，以及在紧张、撒谎、思考或情绪爆发时的标志性肢体微动作（如听见真名0.5秒本能回头、2秒盲系鞋带、思考时咬银色触控笔帽）。</w:t>
       </w:r>
     </w:p>
     <w:p>
@@ -1237,7 +1113,22 @@
           <w:color w:val="192D55"/>
           <w:sz w:val="25"/>
         </w:rPr>
-        <w:t>第四章　全剧完整人物生平传记与核心事件全纪实（按集逐场回读定稿剧本校准）</w:t>
+        <w:t>第四章　全剧人物命运轨迹与逐集完整故事传记（EP01—EPXX）</w:t>
+      </w:r>
+    </w:p>
+    <w:p>
+      <w:pPr>
+        <w:spacing w:before="120" w:after="60" w:line="384" w:lineRule="auto"/>
+        <w:jc w:val="left"/>
+      </w:pPr>
+      <w:r>
+        <w:rPr>
+          <w:rFonts w:ascii="Arial" w:hAnsi="Arial" w:eastAsia="黑体"/>
+          <w:b/>
+          <w:color w:val="141414"/>
+          <w:sz w:val="22"/>
+        </w:rPr>
+        <w:t>【人物小传撰写核心铁律：按集推进、事无巨细、文学叙事、零场号割裂】</w:t>
       </w:r>
     </w:p>
     <w:p>
@@ -1253,7 +1144,180 @@
           <w:color w:val="141414"/>
           <w:sz w:val="21"/>
         </w:rPr>
-        <w:t>【防失忆铁律】严禁凭跨集压缩记忆笼统概括！必须按集回读定稿《专业文学剧本》，将该角色在全剧各阶段经历的每一桩核心事件（起因、具体过程、对手戏交锋、关键道具交互与结果影响）完整、准确、详实地撰写成数千字连贯长文。</w:t>
+        <w:t>1. 严禁使用割裂阅读感的机械分场汇总表，严禁在正文中夹杂“（第X-X场）”等生硬场号标签，严禁用分号罗列干瘪大纲，严禁直接把剧本裸台词机械拼接进传记；</w:t>
+      </w:r>
+    </w:p>
+    <w:p>
+      <w:pPr>
+        <w:spacing w:before="40" w:after="100" w:line="384" w:lineRule="auto"/>
+        <w:ind w:firstLine="420"/>
+        <w:jc w:val="left"/>
+      </w:pPr>
+      <w:r>
+        <w:rPr>
+          <w:rFonts w:ascii="Times New Roman" w:hAnsi="Times New Roman" w:eastAsia="宋体"/>
+          <w:b w:val="0"/>
+          <w:color w:val="141414"/>
+          <w:sz w:val="21"/>
+        </w:rPr>
+        <w:t>2. 必须严格按照【集数与剧情先后顺序（到了 EP01《集名》…… 到了 EP02《集名》……）】逐集展开，以流畅饱满、有血有肉的标准人物传记文体，将该角色在每一集中的事件起因、具体行动、谁在场谁不在场、关键道具流转、原字原句核心台词与心理转折前因后果写透；</w:t>
+      </w:r>
+    </w:p>
+    <w:p>
+      <w:pPr>
+        <w:spacing w:before="40" w:after="100" w:line="384" w:lineRule="auto"/>
+        <w:ind w:firstLine="420"/>
+        <w:jc w:val="left"/>
+      </w:pPr>
+      <w:r>
+        <w:rPr>
+          <w:rFonts w:ascii="Times New Roman" w:hAnsi="Times New Roman" w:eastAsia="宋体"/>
+          <w:b w:val="0"/>
+          <w:color w:val="141414"/>
+          <w:sz w:val="21"/>
+        </w:rPr>
+        <w:t>3. 每一处细节（如谁给的钥匙、谁在哪个具体房间或雪巷晕倒、谁在岸边抛救生圈救人、为什么错过某场劫案）必须100%回读核对定稿《专业文学剧本》，实现零事实偏差。</w:t>
+      </w:r>
+    </w:p>
+    <w:p>
+      <w:pPr>
+        <w:spacing w:before="120" w:after="60" w:line="384" w:lineRule="auto"/>
+        <w:jc w:val="left"/>
+      </w:pPr>
+      <w:r>
+        <w:rPr>
+          <w:rFonts w:ascii="Arial" w:hAnsi="Arial" w:eastAsia="黑体"/>
+          <w:b/>
+          <w:color w:val="141414"/>
+          <w:sz w:val="22"/>
+        </w:rPr>
+        <w:t>（一）第一篇章·开端立局篇（EP01—EP08）：逐集叙事传记范式</w:t>
+      </w:r>
+    </w:p>
+    <w:p>
+      <w:pPr>
+        <w:spacing w:before="40" w:after="100" w:line="384" w:lineRule="auto"/>
+        <w:ind w:firstLine="420"/>
+        <w:jc w:val="left"/>
+      </w:pPr>
+      <w:r>
+        <w:rPr>
+          <w:rFonts w:ascii="Times New Roman" w:hAnsi="Times New Roman" w:eastAsia="宋体"/>
+          <w:b w:val="0"/>
+          <w:color w:val="141414"/>
+          <w:sz w:val="21"/>
+        </w:rPr>
+        <w:t>到了EP01《单集片名》，【角色名】在【具体时代与空间】中登场，因【具体导火索事件】与【对手戏角色】产生首次交锋，通过【标志性动作与道具交互】展现出【核心性格底色】……</w:t>
+      </w:r>
+    </w:p>
+    <w:p>
+      <w:pPr>
+        <w:spacing w:before="40" w:after="100" w:line="384" w:lineRule="auto"/>
+        <w:ind w:firstLine="420"/>
+        <w:jc w:val="left"/>
+      </w:pPr>
+      <w:r>
+        <w:rPr>
+          <w:rFonts w:ascii="Times New Roman" w:hAnsi="Times New Roman" w:eastAsia="宋体"/>
+          <w:b w:val="0"/>
+          <w:color w:val="141414"/>
+          <w:sz w:val="21"/>
+        </w:rPr>
+        <w:t>到了EP02《单集片名》，承接上一集的悬念，【角色名】在【具体事件】中做出关键抉择，说出“【100%对齐剧本的原字原句台词】”，由此引发了【具体连锁反应】……（以此类推，逐集写透第一篇章全部集数）。</w:t>
+      </w:r>
+    </w:p>
+    <w:p>
+      <w:pPr>
+        <w:spacing w:before="120" w:after="60" w:line="384" w:lineRule="auto"/>
+        <w:jc w:val="left"/>
+      </w:pPr>
+      <w:r>
+        <w:rPr>
+          <w:rFonts w:ascii="Arial" w:hAnsi="Arial" w:eastAsia="黑体"/>
+          <w:b/>
+          <w:color w:val="141414"/>
+          <w:sz w:val="22"/>
+        </w:rPr>
+        <w:t>（二）第二篇章·中段裂变篇（EP09—EP16）：逐集叙事传记范式</w:t>
+      </w:r>
+    </w:p>
+    <w:p>
+      <w:pPr>
+        <w:spacing w:before="40" w:after="100" w:line="384" w:lineRule="auto"/>
+        <w:ind w:firstLine="420"/>
+        <w:jc w:val="left"/>
+      </w:pPr>
+      <w:r>
+        <w:rPr>
+          <w:rFonts w:ascii="Times New Roman" w:hAnsi="Times New Roman" w:eastAsia="宋体"/>
+          <w:b w:val="0"/>
+          <w:color w:val="141414"/>
+          <w:sz w:val="21"/>
+        </w:rPr>
+        <w:t>到了EP09《单集片名》与EP10《单集片名》，随着外部压力升级，【角色名】进入【新阶段状态】，在【具体事件的前因后果】中经历挣扎与试探……</w:t>
+      </w:r>
+    </w:p>
+    <w:p>
+      <w:pPr>
+        <w:spacing w:before="40" w:after="100" w:line="384" w:lineRule="auto"/>
+        <w:ind w:firstLine="420"/>
+        <w:jc w:val="left"/>
+      </w:pPr>
+      <w:r>
+        <w:rPr>
+          <w:rFonts w:ascii="Times New Roman" w:hAnsi="Times New Roman" w:eastAsia="宋体"/>
+          <w:b w:val="0"/>
+          <w:color w:val="141414"/>
+          <w:sz w:val="21"/>
+        </w:rPr>
+        <w:t>到了EP11《单集片名》至EP16《单集片名》，通过【关键道具/信件/秘密的揭穿】，【角色名】完成身份破局或精神和解，迈向更深层的命运风暴……</w:t>
+      </w:r>
+    </w:p>
+    <w:p>
+      <w:pPr>
+        <w:spacing w:before="120" w:after="60" w:line="384" w:lineRule="auto"/>
+        <w:jc w:val="left"/>
+      </w:pPr>
+      <w:r>
+        <w:rPr>
+          <w:rFonts w:ascii="Arial" w:hAnsi="Arial" w:eastAsia="黑体"/>
+          <w:b/>
+          <w:color w:val="141414"/>
+          <w:sz w:val="22"/>
+        </w:rPr>
+        <w:t>（三）第三篇章·终局决战与命运归宿篇（EP17—大结局）：逐集叙事传记范式</w:t>
+      </w:r>
+    </w:p>
+    <w:p>
+      <w:pPr>
+        <w:spacing w:before="40" w:after="100" w:line="384" w:lineRule="auto"/>
+        <w:ind w:firstLine="420"/>
+        <w:jc w:val="left"/>
+      </w:pPr>
+      <w:r>
+        <w:rPr>
+          <w:rFonts w:ascii="Times New Roman" w:hAnsi="Times New Roman" w:eastAsia="宋体"/>
+          <w:b w:val="0"/>
+          <w:color w:val="141414"/>
+          <w:sz w:val="21"/>
+        </w:rPr>
+        <w:t>到了EP17《单集片名》至EP21《单集片名》，在【具体困境与破冰事件】中，【角色名】用【具体行动】完成自我淬炼或感化对手……</w:t>
+      </w:r>
+    </w:p>
+    <w:p>
+      <w:pPr>
+        <w:spacing w:before="40" w:after="100" w:line="384" w:lineRule="auto"/>
+        <w:ind w:firstLine="420"/>
+        <w:jc w:val="left"/>
+      </w:pPr>
+      <w:r>
+        <w:rPr>
+          <w:rFonts w:ascii="Times New Roman" w:hAnsi="Times New Roman" w:eastAsia="宋体"/>
+          <w:b w:val="0"/>
+          <w:color w:val="141414"/>
+          <w:sz w:val="21"/>
+        </w:rPr>
+        <w:t>到了大结局终章，【角色名】放下执念、凭本能做出终极抉择，完成跨越全剧的宿命闭环。</w:t>
       </w:r>
     </w:p>
     <w:p>
@@ -1342,7 +1406,7 @@
                 <w:color w:val="FFFFFF"/>
                 <w:sz w:val="19"/>
               </w:rPr>
-              <w:t>情感纽带、戏剧冲突与對手戏张力深度解析</w:t>
+              <w:t>情感纽带、戏剧冲突与对手戏张力深度解析</w:t>
             </w:r>
           </w:p>
         </w:tc>
@@ -1421,7 +1485,7 @@
           <w:color w:val="192D55"/>
           <w:sz w:val="25"/>
         </w:rPr>
-        <w:t>第六章　代表性经典台词金句全录与人物表演调度指南</w:t>
+        <w:t>第六章　代表性经典台词金句全录与人物表演调度指南（100%对齐定稿剧本原字原句）</w:t>
       </w:r>
     </w:p>
     <w:p>
@@ -1436,7 +1500,7 @@
           <w:color w:val="141414"/>
           <w:sz w:val="21"/>
         </w:rPr>
-        <w:t>• “在此收录100%对齐定稿剧本的角色代表性台词原句，并附具体集数、场次语境与表演情绪说明（注：严禁在文档末尾附加瞎填凑数的分集落点大表）。”</w:t>
+        <w:t>• “在此收录100%对齐定稿剧本的角色代表性台词原句，严格区分书写者与朗读者归属，并附具体集数语境与表演情绪说明（注：严禁在文档末尾附加凑数的分集落点大表）。”</w:t>
       </w:r>
     </w:p>
     <w:sectPr>
